--- a/03_Протоколы_испытаний/Перевод_RU/Протокол_проверки_емкостного_уровнемера_RU.docx
+++ b/03_Протоколы_испытаний/Перевод_RU/Протокол_проверки_емкостного_уровнемера_RU.docx
@@ -20,7 +20,7 @@
           <w:iCs/>
           <w:i/>
         </w:rPr>
-        <w:t xml:space="preserve">Перевод с китайского языка. Исходный файл: 检测报告，电容液位计.pdf. Страниц в оригинале: 1.</w:t>
+        <w:t xml:space="preserve">Перевод с китайского языка. Исходный файл: Протокол_проверки_емкостного_уровнемера.pdf (исходное имя: 检测报告，电容液位计.pdf). Страниц в оригинале: 1.</w:t>
       </w:r>
     </w:p>
     <w:bookmarkStart w:id="22" w:name="X821480e25c2f63d7b2602f2755b8dc35f7f86d9"/>
